--- a/en/wisdom-stories/knowing-what-you-know.docx
+++ b/en/wisdom-stories/knowing-what-you-know.docx
@@ -53,7 +53,7 @@
         <w:rPr>
           <w:lang/>
         </w:rPr>
-        <w:t>Those who know, but do not realise that they know, are asleep. Awaken them!</w:t>
+        <w:t xml:space="preserve">Those who know, but do not realize that they know, are asleep. Awaken them!</w:t>
       </w:r>
     </w:p>
     <w:p>
@@ -66,7 +66,7 @@
         <w:rPr>
           <w:lang/>
         </w:rPr>
-        <w:t>Those who do not know, and do not realise that they do not know, are foolish. Avoid them!</w:t>
+        <w:t xml:space="preserve">Those who do not know, and do not realize that they do not know, are foolish. Avoid them!</w:t>
       </w:r>
     </w:p>
     <w:p>
@@ -94,7 +94,7 @@
           <w:bCs/>
           <w:lang/>
         </w:rPr>
-        <w:t>Moral: Wisdom begins with recognising what you know and what you do not. Help those willing to learn, encourage those unaware of their knowledge, be wary of those confident in their ignorance, and learn from those who truly understand.</w:t>
+        <w:t xml:space="preserve">Moral: Wisdom begins with recognizing what you know and what you do not. Help those willing to learn, encourage those unaware of their knowledge, be wary of those confident in their ignorance, and learn from those who truly understand.</w:t>
       </w:r>
     </w:p>
     <w:p>
